--- a/plantillas/notarial/D9-NOT_Reporte_Operacion_Inusual_v1.docx
+++ b/plantillas/notarial/D9-NOT_Reporte_Operacion_Inusual_v1.docx
@@ -655,7 +655,7 @@
                 <w:sz w:val="18"/>
                 <w:szCs w:val="18"/>
               </w:rPr>
-              <w:t xml:space="preserve">Pago total o parcial en efectivo cercano al límite del artículo 32 (8,000 UMA), o fraccionado en varios pagos para evitarlo</w:t>
+              <w:t xml:space="preserve">Pago total o parcial en efectivo cercano al límite del artículo 32 (8,025 UMA), o fraccionado en varios pagos para evitarlo</w:t>
             </w:r>
           </w:p>
         </w:tc>
